--- a/06-学生侧材料/讲义/2026-06-23-羰基化学与缩合反应.docx
+++ b/06-学生侧材料/讲义/2026-06-23-羰基化学与缩合反应.docx
@@ -2,7 +2,7 @@
 <file path=word/document.xml><?xml version="1.0" encoding="utf-8"?>
 <w:document xmlns:w="http://schemas.openxmlformats.org/wordprocessingml/2006/main" xmlns:m="http://schemas.openxmlformats.org/officeDocument/2006/math" xmlns:r="http://schemas.openxmlformats.org/officeDocument/2006/relationships" xmlns:o="urn:schemas-microsoft-com:office:office" xmlns:v="urn:schemas-microsoft-com:vml" xmlns:w10="urn:schemas-microsoft-com:office:word" xmlns:a="http://schemas.openxmlformats.org/drawingml/2006/main" xmlns:pic="http://schemas.openxmlformats.org/drawingml/2006/picture" xmlns:wp="http://schemas.openxmlformats.org/drawingml/2006/wordprocessingDrawing">
   <w:body>
-    <w:bookmarkStart w:id="61" w:name="羰基化学与缩合反应提高班"/>
+    <w:bookmarkStart w:id="64" w:name="羰基化学与缩合反应提高班"/>
     <w:p>
       <w:pPr>
         <w:pStyle w:val="Heading1"/>
@@ -452,7 +452,7 @@
           <w:p>
             <w:pPr>
               <w:pStyle w:val="Compact"/>
-              <w:jc w:val="left"/>
+              <w:jc w:val="center"/>
             </w:pPr>
             <w:r>
               <w:rPr>
@@ -484,7 +484,7 @@
           <w:p>
             <w:pPr>
               <w:pStyle w:val="Compact"/>
-              <w:jc w:val="left"/>
+              <w:jc w:val="center"/>
             </w:pPr>
             <w:r>
               <w:rPr>
@@ -502,7 +502,7 @@
           <w:p>
             <w:pPr>
               <w:pStyle w:val="Compact"/>
-              <w:jc w:val="left"/>
+              <w:jc w:val="center"/>
             </w:pPr>
             <w:r>
               <w:rPr>
@@ -534,7 +534,7 @@
           <w:p>
             <w:pPr>
               <w:pStyle w:val="Compact"/>
-              <w:jc w:val="left"/>
+              <w:jc w:val="center"/>
             </w:pPr>
             <w:r>
               <w:rPr>
@@ -551,7 +551,7 @@
           <w:p>
             <w:pPr>
               <w:pStyle w:val="Compact"/>
-              <w:jc w:val="left"/>
+              <w:jc w:val="center"/>
             </w:pPr>
             <w:r>
               <w:rPr>
@@ -583,7 +583,7 @@
           <w:p>
             <w:pPr>
               <w:pStyle w:val="Compact"/>
-              <w:jc w:val="left"/>
+              <w:jc w:val="center"/>
             </w:pPr>
             <w:r>
               <w:rPr>
@@ -612,7 +612,7 @@
           <w:p>
             <w:pPr>
               <w:pStyle w:val="Compact"/>
-              <w:jc w:val="left"/>
+              <w:jc w:val="center"/>
             </w:pPr>
             <w:r>
               <w:rPr>
@@ -644,7 +644,7 @@
           <w:p>
             <w:pPr>
               <w:pStyle w:val="Compact"/>
-              <w:jc w:val="left"/>
+              <w:jc w:val="center"/>
             </w:pPr>
             <w:r>
               <w:rPr>
@@ -685,7 +685,7 @@
           <w:p>
             <w:pPr>
               <w:pStyle w:val="Compact"/>
-              <w:jc w:val="left"/>
+              <w:jc w:val="center"/>
             </w:pPr>
             <w:r>
               <w:rPr>
@@ -717,7 +717,7 @@
           <w:p>
             <w:pPr>
               <w:pStyle w:val="Compact"/>
-              <w:jc w:val="left"/>
+              <w:jc w:val="center"/>
             </w:pPr>
             <w:r>
               <w:rPr>
@@ -752,7 +752,7 @@
           <w:p>
             <w:pPr>
               <w:pStyle w:val="Compact"/>
-              <w:jc w:val="left"/>
+              <w:jc w:val="center"/>
             </w:pPr>
             <w:r>
               <w:rPr>
@@ -784,7 +784,7 @@
           <w:p>
             <w:pPr>
               <w:pStyle w:val="Compact"/>
-              <w:jc w:val="left"/>
+              <w:jc w:val="center"/>
             </w:pPr>
             <w:r>
               <w:rPr>
@@ -818,12 +818,6 @@
       <w:pPr>
         <w:pStyle w:val="BlockText"/>
       </w:pPr>
-      <w:r>
-        <w:t xml:space="preserve">💡</w:t>
-      </w:r>
-      <w:r>
-        <w:t xml:space="preserve"> </w:t>
-      </w:r>
       <w:r>
         <w:rPr>
           <w:rFonts w:hint="eastAsia" w:eastAsia="SimSun" w:ascii="Times New Roman" w:hAnsi="Times New Roman"/>
@@ -926,7 +920,7 @@
           <w:p>
             <w:pPr>
               <w:pStyle w:val="Compact"/>
-              <w:jc w:val="left"/>
+              <w:jc w:val="center"/>
             </w:pPr>
             <w:r>
               <w:rPr>
@@ -942,7 +936,7 @@
           <w:p>
             <w:pPr>
               <w:pStyle w:val="Compact"/>
-              <w:jc w:val="left"/>
+              <w:jc w:val="center"/>
             </w:pPr>
             <w:r>
               <w:rPr>
@@ -972,7 +966,7 @@
           <w:p>
             <w:pPr>
               <w:pStyle w:val="Compact"/>
-              <w:jc w:val="left"/>
+              <w:jc w:val="center"/>
             </w:pPr>
             <w:r>
               <w:rPr>
@@ -990,7 +984,7 @@
           <w:p>
             <w:pPr>
               <w:pStyle w:val="Compact"/>
-              <w:jc w:val="left"/>
+              <w:jc w:val="center"/>
             </w:pPr>
             <w:r>
               <w:rPr>
@@ -1007,7 +1001,7 @@
           <w:p>
             <w:pPr>
               <w:pStyle w:val="Compact"/>
-              <w:jc w:val="left"/>
+              <w:jc w:val="center"/>
             </w:pPr>
             <w:r>
               <w:rPr>
@@ -1022,7 +1016,7 @@
           <w:p>
             <w:pPr>
               <w:pStyle w:val="Compact"/>
-              <w:jc w:val="left"/>
+              <w:jc w:val="center"/>
             </w:pPr>
             <w:r>
               <w:rPr>
@@ -1059,7 +1053,7 @@
           <w:p>
             <w:pPr>
               <w:pStyle w:val="Compact"/>
-              <w:jc w:val="left"/>
+              <w:jc w:val="center"/>
             </w:pPr>
             <w:r>
               <w:rPr>
@@ -1084,7 +1078,7 @@
           <w:p>
             <w:pPr>
               <w:pStyle w:val="Compact"/>
-              <w:jc w:val="left"/>
+              <w:jc w:val="center"/>
             </w:pPr>
             <w:r>
               <w:rPr>
@@ -1105,7 +1099,7 @@
           <w:p>
             <w:pPr>
               <w:pStyle w:val="Compact"/>
-              <w:jc w:val="left"/>
+              <w:jc w:val="center"/>
             </w:pPr>
             <w:r>
               <w:rPr>
@@ -1136,7 +1130,7 @@
           <w:p>
             <w:pPr>
               <w:pStyle w:val="Compact"/>
-              <w:jc w:val="left"/>
+              <w:jc w:val="center"/>
             </w:pPr>
             <w:r>
               <w:rPr>
@@ -1153,7 +1147,7 @@
           <w:p>
             <w:pPr>
               <w:pStyle w:val="Compact"/>
-              <w:jc w:val="left"/>
+              <w:jc w:val="center"/>
             </w:pPr>
             <w:r>
               <w:rPr>
@@ -1180,7 +1174,7 @@
           <w:p>
             <w:pPr>
               <w:pStyle w:val="Compact"/>
-              <w:jc w:val="left"/>
+              <w:jc w:val="center"/>
             </w:pPr>
             <w:r>
               <w:rPr>
@@ -1197,7 +1191,7 @@
           <w:p>
             <w:pPr>
               <w:pStyle w:val="Compact"/>
-              <w:jc w:val="left"/>
+              <w:jc w:val="center"/>
             </w:pPr>
             <w:r>
               <w:rPr>
@@ -1214,7 +1208,7 @@
           <w:p>
             <w:pPr>
               <w:pStyle w:val="Compact"/>
-              <w:jc w:val="left"/>
+              <w:jc w:val="center"/>
             </w:pPr>
             <w:r>
               <w:rPr>
@@ -1247,7 +1241,7 @@
           <w:p>
             <w:pPr>
               <w:pStyle w:val="Compact"/>
-              <w:jc w:val="left"/>
+              <w:jc w:val="center"/>
             </w:pPr>
             <w:r>
               <w:rPr>
@@ -1382,6 +1376,12 @@
       <m:oMathPara>
         <m:oMathParaPr>
           <m:jc m:val="center"/>
+          <m:ctrlPr>
+            <w:rPr>
+              <w:sz w:val="28"/>
+              <w:szCs w:val="28"/>
+            </w:rPr>
+          </m:ctrlPr>
         </m:oMathParaPr>
         <m:oMath>
           <m:r>
@@ -1492,7 +1492,7 @@
           <w:p>
             <w:pPr>
               <w:pStyle w:val="Compact"/>
-              <w:jc w:val="left"/>
+              <w:jc w:val="center"/>
             </w:pPr>
             <w:r>
               <w:rPr>
@@ -1524,7 +1524,7 @@
           <w:p>
             <w:pPr>
               <w:pStyle w:val="Compact"/>
-              <w:jc w:val="left"/>
+              <w:jc w:val="center"/>
             </w:pPr>
             <w:r>
               <w:rPr>
@@ -1542,7 +1542,7 @@
           <w:p>
             <w:pPr>
               <w:pStyle w:val="Compact"/>
-              <w:jc w:val="left"/>
+              <w:jc w:val="center"/>
             </w:pPr>
             <w:r>
               <w:rPr>
@@ -1572,7 +1572,7 @@
           <w:p>
             <w:pPr>
               <w:pStyle w:val="Compact"/>
-              <w:jc w:val="left"/>
+              <w:jc w:val="center"/>
             </w:pPr>
             <w:r>
               <w:rPr>
@@ -1595,7 +1595,7 @@
           <w:p>
             <w:pPr>
               <w:pStyle w:val="Compact"/>
-              <w:jc w:val="left"/>
+              <w:jc w:val="center"/>
             </w:pPr>
             <w:r>
               <w:rPr>
@@ -1625,7 +1625,7 @@
           <w:p>
             <w:pPr>
               <w:pStyle w:val="Compact"/>
-              <w:jc w:val="left"/>
+              <w:jc w:val="center"/>
             </w:pPr>
             <w:r>
               <w:rPr>
@@ -1642,7 +1642,7 @@
           <w:p>
             <w:pPr>
               <w:pStyle w:val="Compact"/>
-              <w:jc w:val="left"/>
+              <w:jc w:val="center"/>
             </w:pPr>
             <w:r>
               <w:rPr>
@@ -1672,7 +1672,7 @@
           <w:p>
             <w:pPr>
               <w:pStyle w:val="Compact"/>
-              <w:jc w:val="left"/>
+              <w:jc w:val="center"/>
             </w:pPr>
             <w:r>
               <w:rPr>
@@ -1715,7 +1715,7 @@
           <w:p>
             <w:pPr>
               <w:pStyle w:val="Compact"/>
-              <w:jc w:val="left"/>
+              <w:jc w:val="center"/>
             </w:pPr>
             <w:r>
               <w:rPr>
@@ -1745,7 +1745,7 @@
           <w:p>
             <w:pPr>
               <w:pStyle w:val="Compact"/>
-              <w:jc w:val="left"/>
+              <w:jc w:val="center"/>
             </w:pPr>
             <w:r>
               <w:rPr>
@@ -1782,7 +1782,7 @@
           <w:p>
             <w:pPr>
               <w:pStyle w:val="Compact"/>
-              <w:jc w:val="left"/>
+              <w:jc w:val="center"/>
             </w:pPr>
             <w:r>
               <w:rPr>
@@ -1812,7 +1812,7 @@
           <w:p>
             <w:pPr>
               <w:pStyle w:val="Compact"/>
-              <w:jc w:val="left"/>
+              <w:jc w:val="center"/>
             </w:pPr>
             <w:r>
               <w:rPr>
@@ -2001,7 +2001,7 @@
           <w:p>
             <w:pPr>
               <w:pStyle w:val="Compact"/>
-              <w:jc w:val="left"/>
+              <w:jc w:val="center"/>
             </w:pPr>
             <w:r>
               <w:rPr>
@@ -2017,7 +2017,7 @@
           <w:p>
             <w:pPr>
               <w:pStyle w:val="Compact"/>
-              <w:jc w:val="left"/>
+              <w:jc w:val="center"/>
             </w:pPr>
             <w:r>
               <w:rPr>
@@ -2033,7 +2033,7 @@
           <w:p>
             <w:pPr>
               <w:pStyle w:val="Compact"/>
-              <w:jc w:val="left"/>
+              <w:jc w:val="center"/>
             </w:pPr>
             <w:r>
               <w:rPr>
@@ -2051,7 +2051,7 @@
           <w:p>
             <w:pPr>
               <w:pStyle w:val="Compact"/>
-              <w:jc w:val="left"/>
+              <w:jc w:val="center"/>
             </w:pPr>
             <w:r>
               <w:rPr>
@@ -2068,7 +2068,7 @@
           <w:p>
             <w:pPr>
               <w:pStyle w:val="Compact"/>
-              <w:jc w:val="left"/>
+              <w:jc w:val="center"/>
             </w:pPr>
             <w:r>
               <w:rPr>
@@ -2103,7 +2103,7 @@
           <w:p>
             <w:pPr>
               <w:pStyle w:val="Compact"/>
-              <w:jc w:val="left"/>
+              <w:jc w:val="center"/>
             </w:pPr>
             <w:r>
               <w:rPr>
@@ -2140,7 +2140,7 @@
           <w:p>
             <w:pPr>
               <w:pStyle w:val="Compact"/>
-              <w:jc w:val="left"/>
+              <w:jc w:val="center"/>
             </w:pPr>
             <w:r>
               <w:rPr>
@@ -2157,7 +2157,7 @@
           <w:p>
             <w:pPr>
               <w:pStyle w:val="Compact"/>
-              <w:jc w:val="left"/>
+              <w:jc w:val="center"/>
             </w:pPr>
             <w:r>
               <w:rPr>
@@ -2180,7 +2180,7 @@
           <w:p>
             <w:pPr>
               <w:pStyle w:val="Compact"/>
-              <w:jc w:val="left"/>
+              <w:jc w:val="center"/>
             </w:pPr>
             <w:r>
               <w:rPr>
@@ -2205,7 +2205,7 @@
           <w:p>
             <w:pPr>
               <w:pStyle w:val="Compact"/>
-              <w:jc w:val="left"/>
+              <w:jc w:val="center"/>
             </w:pPr>
             <w:r>
               <w:rPr>
@@ -2222,7 +2222,7 @@
           <w:p>
             <w:pPr>
               <w:pStyle w:val="Compact"/>
-              <w:jc w:val="left"/>
+              <w:jc w:val="center"/>
             </w:pPr>
             <w:r>
               <w:rPr>
@@ -2251,7 +2251,7 @@
           <w:p>
             <w:pPr>
               <w:pStyle w:val="Compact"/>
-              <w:jc w:val="left"/>
+              <w:jc w:val="center"/>
             </w:pPr>
             <w:r>
               <w:rPr>
@@ -2282,7 +2282,7 @@
           <w:p>
             <w:pPr>
               <w:pStyle w:val="Compact"/>
-              <w:jc w:val="left"/>
+              <w:jc w:val="center"/>
             </w:pPr>
             <w:r>
               <w:rPr>
@@ -2299,7 +2299,7 @@
           <w:p>
             <w:pPr>
               <w:pStyle w:val="Compact"/>
-              <w:jc w:val="left"/>
+              <w:jc w:val="center"/>
             </w:pPr>
             <w:r>
               <w:rPr>
@@ -2322,7 +2322,7 @@
           <w:p>
             <w:pPr>
               <w:pStyle w:val="Compact"/>
-              <w:jc w:val="left"/>
+              <w:jc w:val="center"/>
             </w:pPr>
             <w:r>
               <w:rPr>
@@ -2347,7 +2347,7 @@
           <w:p>
             <w:pPr>
               <w:pStyle w:val="Compact"/>
-              <w:jc w:val="left"/>
+              <w:jc w:val="center"/>
             </w:pPr>
             <w:r>
               <w:rPr>
@@ -2364,7 +2364,7 @@
           <w:p>
             <w:pPr>
               <w:pStyle w:val="Compact"/>
-              <w:jc w:val="left"/>
+              <w:jc w:val="center"/>
             </w:pPr>
             <w:r>
               <w:rPr>
@@ -2391,7 +2391,7 @@
           <w:p>
             <w:pPr>
               <w:pStyle w:val="Compact"/>
-              <w:jc w:val="left"/>
+              <w:jc w:val="center"/>
             </w:pPr>
             <w:r>
               <w:rPr>
@@ -2419,12 +2419,6 @@
       <w:pPr>
         <w:pStyle w:val="BlockText"/>
       </w:pPr>
-      <w:r>
-        <w:t xml:space="preserve">💡</w:t>
-      </w:r>
-      <w:r>
-        <w:t xml:space="preserve"> </w:t>
-      </w:r>
       <w:r>
         <w:rPr>
           <w:rFonts w:hint="eastAsia" w:eastAsia="SimSun" w:ascii="Times New Roman" w:hAnsi="Times New Roman"/>
@@ -2918,7 +2912,7 @@
           <w:p>
             <w:pPr>
               <w:pStyle w:val="Compact"/>
-              <w:jc w:val="left"/>
+              <w:jc w:val="center"/>
             </w:pPr>
             <w:r>
               <w:rPr>
@@ -2934,7 +2928,7 @@
           <w:p>
             <w:pPr>
               <w:pStyle w:val="Compact"/>
-              <w:jc w:val="left"/>
+              <w:jc w:val="center"/>
             </w:pPr>
             <w:r>
               <w:rPr>
@@ -2950,7 +2944,7 @@
           <w:p>
             <w:pPr>
               <w:pStyle w:val="Compact"/>
-              <w:jc w:val="left"/>
+              <w:jc w:val="center"/>
             </w:pPr>
             <w:r>
               <w:rPr>
@@ -2968,7 +2962,7 @@
           <w:p>
             <w:pPr>
               <w:pStyle w:val="Compact"/>
-              <w:jc w:val="left"/>
+              <w:jc w:val="center"/>
             </w:pPr>
             <w:r>
               <w:rPr>
@@ -2985,7 +2979,7 @@
           <w:p>
             <w:pPr>
               <w:pStyle w:val="Compact"/>
-              <w:jc w:val="left"/>
+              <w:jc w:val="center"/>
             </w:pPr>
             <w:r>
               <w:rPr>
@@ -3000,7 +2994,7 @@
           <w:p>
             <w:pPr>
               <w:pStyle w:val="Compact"/>
-              <w:jc w:val="left"/>
+              <w:jc w:val="center"/>
             </w:pPr>
             <w:r>
               <w:rPr>
@@ -3029,7 +3023,7 @@
           <w:p>
             <w:pPr>
               <w:pStyle w:val="Compact"/>
-              <w:jc w:val="left"/>
+              <w:jc w:val="center"/>
             </w:pPr>
             <w:r>
               <w:rPr>
@@ -3046,7 +3040,7 @@
           <w:p>
             <w:pPr>
               <w:pStyle w:val="Compact"/>
-              <w:jc w:val="left"/>
+              <w:jc w:val="center"/>
             </w:pPr>
             <w:r>
               <w:rPr>
@@ -3061,7 +3055,7 @@
           <w:p>
             <w:pPr>
               <w:pStyle w:val="Compact"/>
-              <w:jc w:val="left"/>
+              <w:jc w:val="center"/>
             </w:pPr>
             <w:r>
               <w:rPr>
@@ -3307,7 +3301,7 @@
           <w:p>
             <w:pPr>
               <w:pStyle w:val="Compact"/>
-              <w:jc w:val="left"/>
+              <w:jc w:val="center"/>
             </w:pPr>
             <w:r>
               <w:rPr>
@@ -3323,7 +3317,7 @@
           <w:p>
             <w:pPr>
               <w:pStyle w:val="Compact"/>
-              <w:jc w:val="left"/>
+              <w:jc w:val="center"/>
             </w:pPr>
             <w:r>
               <w:rPr>
@@ -3355,7 +3349,7 @@
           <w:p>
             <w:pPr>
               <w:pStyle w:val="Compact"/>
-              <w:jc w:val="left"/>
+              <w:jc w:val="center"/>
             </w:pPr>
             <w:r>
               <w:rPr>
@@ -3371,7 +3365,7 @@
           <w:p>
             <w:pPr>
               <w:pStyle w:val="Compact"/>
-              <w:jc w:val="left"/>
+              <w:jc w:val="center"/>
             </w:pPr>
             <w:r>
               <w:rPr>
@@ -3389,7 +3383,7 @@
           <w:p>
             <w:pPr>
               <w:pStyle w:val="Compact"/>
-              <w:jc w:val="left"/>
+              <w:jc w:val="center"/>
             </w:pPr>
             <w:r>
               <w:rPr>
@@ -3404,7 +3398,7 @@
           <w:p>
             <w:pPr>
               <w:pStyle w:val="Compact"/>
-              <w:jc w:val="left"/>
+              <w:jc w:val="center"/>
             </w:pPr>
             <w:r>
               <w:rPr>
@@ -3434,7 +3428,7 @@
           <w:p>
             <w:pPr>
               <w:pStyle w:val="Compact"/>
-              <w:jc w:val="left"/>
+              <w:jc w:val="center"/>
             </w:pPr>
             <w:r>
               <w:rPr>
@@ -3449,7 +3443,7 @@
           <w:p>
             <w:pPr>
               <w:pStyle w:val="Compact"/>
-              <w:jc w:val="left"/>
+              <w:jc w:val="center"/>
             </w:pPr>
             <w:r>
               <w:rPr>
@@ -3472,7 +3466,7 @@
           <w:p>
             <w:pPr>
               <w:pStyle w:val="Compact"/>
-              <w:jc w:val="left"/>
+              <w:jc w:val="center"/>
             </w:pPr>
             <w:r>
               <w:rPr>
@@ -3487,7 +3481,7 @@
           <w:p>
             <w:pPr>
               <w:pStyle w:val="Compact"/>
-              <w:jc w:val="left"/>
+              <w:jc w:val="center"/>
             </w:pPr>
             <w:r>
               <w:rPr>
@@ -3517,7 +3511,7 @@
           <w:p>
             <w:pPr>
               <w:pStyle w:val="Compact"/>
-              <w:jc w:val="left"/>
+              <w:jc w:val="center"/>
             </w:pPr>
             <w:r>
               <w:rPr>
@@ -3532,7 +3526,7 @@
           <w:p>
             <w:pPr>
               <w:pStyle w:val="Compact"/>
-              <w:jc w:val="left"/>
+              <w:jc w:val="center"/>
             </w:pPr>
             <w:r>
               <w:rPr>
@@ -3791,7 +3785,7 @@
           <w:p>
             <w:pPr>
               <w:pStyle w:val="Compact"/>
-              <w:jc w:val="left"/>
+              <w:jc w:val="center"/>
             </w:pPr>
             <w:r>
               <w:rPr>
@@ -3841,7 +3835,7 @@
           <w:p>
             <w:pPr>
               <w:pStyle w:val="Compact"/>
-              <w:jc w:val="left"/>
+              <w:jc w:val="center"/>
             </w:pPr>
             <w:r>
               <w:rPr>
@@ -3904,7 +3898,7 @@
           <w:p>
             <w:pPr>
               <w:pStyle w:val="Compact"/>
-              <w:jc w:val="left"/>
+              <w:jc w:val="center"/>
             </w:pPr>
             <w:r>
               <w:rPr>
@@ -3999,7 +3993,7 @@
           <w:p>
             <w:pPr>
               <w:pStyle w:val="Compact"/>
-              <w:jc w:val="left"/>
+              <w:jc w:val="center"/>
             </w:pPr>
             <w:r>
               <w:rPr>
@@ -4374,9 +4368,6 @@
       <w:pPr>
         <w:pStyle w:val="BlockText"/>
       </w:pPr>
-      <w:r>
-        <w:t xml:space="preserve">💡 </w:t>
-      </w:r>
       <w:r>
         <w:rPr>
           <w:rFonts w:hint="eastAsia" w:eastAsia="SimSun" w:ascii="Times New Roman" w:hAnsi="Times New Roman"/>
@@ -4626,7 +4617,7 @@
           <w:p>
             <w:pPr>
               <w:pStyle w:val="Compact"/>
-              <w:jc w:val="left"/>
+              <w:jc w:val="center"/>
             </w:pPr>
             <w:r>
               <w:rPr>
@@ -4642,7 +4633,7 @@
           <w:p>
             <w:pPr>
               <w:pStyle w:val="Compact"/>
-              <w:jc w:val="left"/>
+              <w:jc w:val="center"/>
             </w:pPr>
             <w:r>
               <w:rPr>
@@ -4658,7 +4649,7 @@
           <w:p>
             <w:pPr>
               <w:pStyle w:val="Compact"/>
-              <w:jc w:val="left"/>
+              <w:jc w:val="center"/>
             </w:pPr>
             <w:r>
               <w:rPr>
@@ -4676,7 +4667,7 @@
           <w:p>
             <w:pPr>
               <w:pStyle w:val="Compact"/>
-              <w:jc w:val="left"/>
+              <w:jc w:val="center"/>
             </w:pPr>
             <w:r>
               <w:rPr>
@@ -4693,7 +4684,7 @@
           <w:p>
             <w:pPr>
               <w:pStyle w:val="Compact"/>
-              <w:jc w:val="left"/>
+              <w:jc w:val="center"/>
             </w:pPr>
             <w:r>
               <w:rPr>
@@ -4708,7 +4699,7 @@
           <w:p>
             <w:pPr>
               <w:pStyle w:val="Compact"/>
-              <w:jc w:val="left"/>
+              <w:jc w:val="center"/>
             </w:pPr>
             <w:r>
               <w:rPr>
@@ -4725,7 +4716,7 @@
           <w:p>
             <w:pPr>
               <w:pStyle w:val="Compact"/>
-              <w:jc w:val="left"/>
+              <w:jc w:val="center"/>
             </w:pPr>
             <w:r>
               <w:rPr>
@@ -4742,7 +4733,7 @@
           <w:p>
             <w:pPr>
               <w:pStyle w:val="Compact"/>
-              <w:jc w:val="left"/>
+              <w:jc w:val="center"/>
             </w:pPr>
             <w:r>
               <w:rPr>
@@ -4757,7 +4748,7 @@
           <w:p>
             <w:pPr>
               <w:pStyle w:val="Compact"/>
-              <w:jc w:val="left"/>
+              <w:jc w:val="center"/>
             </w:pPr>
             <w:r>
               <w:rPr>
@@ -4784,7 +4775,7 @@
           <w:p>
             <w:pPr>
               <w:pStyle w:val="Compact"/>
-              <w:jc w:val="left"/>
+              <w:jc w:val="center"/>
             </w:pPr>
             <w:r>
               <w:rPr>
@@ -4801,7 +4792,7 @@
           <w:p>
             <w:pPr>
               <w:pStyle w:val="Compact"/>
-              <w:jc w:val="left"/>
+              <w:jc w:val="center"/>
             </w:pPr>
             <w:r>
               <w:rPr>
@@ -4816,7 +4807,7 @@
           <w:p>
             <w:pPr>
               <w:pStyle w:val="Compact"/>
-              <w:jc w:val="left"/>
+              <w:jc w:val="center"/>
             </w:pPr>
             <w:r>
               <w:rPr>
@@ -4835,7 +4826,7 @@
           <w:p>
             <w:pPr>
               <w:pStyle w:val="Compact"/>
-              <w:jc w:val="left"/>
+              <w:jc w:val="center"/>
             </w:pPr>
             <w:r>
               <w:rPr>
@@ -4852,7 +4843,7 @@
           <w:p>
             <w:pPr>
               <w:pStyle w:val="Compact"/>
-              <w:jc w:val="left"/>
+              <w:jc w:val="center"/>
             </w:pPr>
             <w:r>
               <w:rPr>
@@ -4867,7 +4858,7 @@
           <w:p>
             <w:pPr>
               <w:pStyle w:val="Compact"/>
-              <w:jc w:val="left"/>
+              <w:jc w:val="center"/>
             </w:pPr>
             <w:r>
               <w:rPr>
@@ -5055,7 +5046,7 @@
     </w:p>
     <w:bookmarkEnd w:id="29"/>
     <w:bookmarkEnd w:id="30"/>
-    <w:bookmarkStart w:id="33" w:name="六michael-加成14-共轭加成"/>
+    <w:bookmarkStart w:id="36" w:name="六michael-加成14-共轭加成"/>
     <w:p>
       <w:pPr>
         <w:pStyle w:val="Heading2"/>
@@ -5076,7 +5067,249 @@
         <w:t xml:space="preserve">加成（1,4-共轭加成）</w:t>
       </w:r>
     </w:p>
-    <w:bookmarkStart w:id="31" w:name="定义与机理"/>
+    <w:p>
+      <w:pPr>
+        <w:pStyle w:val="FirstParagraph"/>
+        <w:jc w:val="center"/>
+      </w:pPr>
+      <w:r>
+        <w:rPr>
+          <w:b w:val="0"/>
+          <w:i w:val="0"/>
+          <w:sz w:val="21"/>
+        </w:rPr>
+        <w:drawing>
+          <wp:inline>
+            <wp:extent cx="5334000" cy="2624328"/>
+            <wp:effectExtent b="0" l="0" r="0" t="0"/>
+            <wp:docPr descr="Michael 加成机理——碳负离子对 α,β-不饱和羰基的共轭加成" title="" id="32" name="Picture"/>
+            <a:graphic>
+              <a:graphicData uri="http://schemas.openxmlformats.org/drawingml/2006/picture">
+                <pic:pic>
+                  <pic:nvPicPr>
+                    <pic:cNvPr descr="media/michael-addition.png" id="33" name="Picture"/>
+                    <pic:cNvPicPr>
+                      <a:picLocks noChangeArrowheads="1" noChangeAspect="1"/>
+                    </pic:cNvPicPr>
+                  </pic:nvPicPr>
+                  <pic:blipFill>
+                    <a:blip r:embed="rId31"/>
+                    <a:stretch>
+                      <a:fillRect/>
+                    </a:stretch>
+                  </pic:blipFill>
+                  <pic:spPr bwMode="auto">
+                    <a:xfrm>
+                      <a:off x="0" y="0"/>
+                      <a:ext cx="5334000" cy="2624328"/>
+                    </a:xfrm>
+                    <a:prstGeom prst="rect">
+                      <a:avLst/>
+                    </a:prstGeom>
+                    <a:noFill/>
+                    <a:ln w="9525">
+                      <a:noFill/>
+                      <a:headEnd/>
+                      <a:tailEnd/>
+                    </a:ln>
+                  </pic:spPr>
+                </pic:pic>
+              </a:graphicData>
+            </a:graphic>
+          </wp:inline>
+        </w:drawing>
+      </w:r>
+      <w:r>
+        <w:rPr>
+          <w:b w:val="0"/>
+          <w:i w:val="0"/>
+          <w:sz w:val="21"/>
+        </w:rPr>
+        <w:t xml:space="preserve"> </w:t>
+      </w:r>
+      <w:r>
+        <w:rPr>
+          <w:rFonts w:hint="eastAsia" w:eastAsia="FangSong" w:ascii="Times New Roman" w:hAnsi="Times New Roman"/>
+          <w:b w:val="0"/>
+          <w:i w:val="0"/>
+          <w:iCs/>
+          <w:sz w:val="21"/>
+        </w:rPr>
+        <w:t xml:space="preserve">图</w:t>
+      </w:r>
+      <w:r>
+        <w:rPr>
+          <w:b w:val="0"/>
+          <w:i w:val="0"/>
+          <w:iCs/>
+          <w:sz w:val="21"/>
+        </w:rPr>
+        <w:t xml:space="preserve"> Michael </w:t>
+      </w:r>
+      <w:r>
+        <w:rPr>
+          <w:rFonts w:hint="eastAsia" w:eastAsia="FangSong" w:ascii="Times New Roman" w:hAnsi="Times New Roman"/>
+          <w:b w:val="0"/>
+          <w:i w:val="0"/>
+          <w:iCs/>
+          <w:sz w:val="21"/>
+        </w:rPr>
+        <w:t xml:space="preserve">加成的反应机理。烯醇负离子（Michael</w:t>
+      </w:r>
+      <w:r>
+        <w:rPr>
+          <w:b w:val="0"/>
+          <w:i w:val="0"/>
+          <w:iCs/>
+          <w:sz w:val="21"/>
+        </w:rPr>
+        <w:t xml:space="preserve"> </w:t>
+      </w:r>
+      <w:r>
+        <w:rPr>
+          <w:rFonts w:hint="eastAsia" w:eastAsia="FangSong" w:ascii="Times New Roman" w:hAnsi="Times New Roman"/>
+          <w:b w:val="0"/>
+          <w:i w:val="0"/>
+          <w:iCs/>
+          <w:sz w:val="21"/>
+        </w:rPr>
+        <w:t xml:space="preserve">给体）进攻</w:t>
+      </w:r>
+      <w:r>
+        <w:rPr>
+          <w:b w:val="0"/>
+          <w:i w:val="0"/>
+          <w:iCs/>
+          <w:sz w:val="21"/>
+        </w:rPr>
+        <w:t xml:space="preserve"> </w:t>
+      </w:r>
+      <w:r>
+        <w:rPr>
+          <w:rFonts w:hint="eastAsia" w:eastAsia="FangSong" w:ascii="Times New Roman" w:hAnsi="Times New Roman"/>
+          <w:b w:val="0"/>
+          <w:i w:val="0"/>
+          <w:iCs/>
+          <w:sz w:val="21"/>
+        </w:rPr>
+        <w:t xml:space="preserve">α,β-不饱和羰基化合物（Michael</w:t>
+      </w:r>
+      <w:r>
+        <w:rPr>
+          <w:b w:val="0"/>
+          <w:i w:val="0"/>
+          <w:iCs/>
+          <w:sz w:val="21"/>
+        </w:rPr>
+        <w:t xml:space="preserve"> </w:t>
+      </w:r>
+      <w:r>
+        <w:rPr>
+          <w:rFonts w:hint="eastAsia" w:eastAsia="FangSong" w:ascii="Times New Roman" w:hAnsi="Times New Roman"/>
+          <w:b w:val="0"/>
+          <w:i w:val="0"/>
+          <w:iCs/>
+          <w:sz w:val="21"/>
+        </w:rPr>
+        <w:t xml:space="preserve">受体）的</w:t>
+      </w:r>
+      <w:r>
+        <w:rPr>
+          <w:b w:val="0"/>
+          <w:i w:val="0"/>
+          <w:iCs/>
+          <w:sz w:val="21"/>
+        </w:rPr>
+        <w:t xml:space="preserve"> </w:t>
+      </w:r>
+      <w:r>
+        <w:rPr>
+          <w:rFonts w:hint="eastAsia" w:eastAsia="FangSong" w:ascii="Times New Roman" w:hAnsi="Times New Roman"/>
+          <w:b w:val="0"/>
+          <w:i w:val="0"/>
+          <w:iCs/>
+          <w:sz w:val="21"/>
+        </w:rPr>
+        <w:t xml:space="preserve">β-位，形成新的</w:t>
+      </w:r>
+      <w:r>
+        <w:rPr>
+          <w:b w:val="0"/>
+          <w:i w:val="0"/>
+          <w:iCs/>
+          <w:sz w:val="21"/>
+        </w:rPr>
+        <w:t xml:space="preserve"> C-C </w:t>
+      </w:r>
+      <w:r>
+        <w:rPr>
+          <w:rFonts w:hint="eastAsia" w:eastAsia="FangSong" w:ascii="Times New Roman" w:hAnsi="Times New Roman"/>
+          <w:b w:val="0"/>
+          <w:i w:val="0"/>
+          <w:iCs/>
+          <w:sz w:val="21"/>
+        </w:rPr>
+        <w:t xml:space="preserve">键。产物为</w:t>
+      </w:r>
+      <w:r>
+        <w:rPr>
+          <w:b w:val="0"/>
+          <w:i w:val="0"/>
+          <w:iCs/>
+          <w:sz w:val="21"/>
+        </w:rPr>
+        <w:t xml:space="preserve"> </w:t>
+      </w:r>
+      <w:r>
+        <w:rPr>
+          <w:rFonts w:hint="eastAsia" w:eastAsia="FangSong" w:ascii="Times New Roman" w:hAnsi="Times New Roman"/>
+          <w:b w:val="0"/>
+          <w:i w:val="0"/>
+          <w:iCs/>
+          <w:sz w:val="21"/>
+        </w:rPr>
+        <w:t xml:space="preserve">1,5-二羰基化合物，可进一步用于</w:t>
+      </w:r>
+      <w:r>
+        <w:rPr>
+          <w:b w:val="0"/>
+          <w:i w:val="0"/>
+          <w:iCs/>
+          <w:sz w:val="21"/>
+        </w:rPr>
+        <w:t xml:space="preserve"> Robinson </w:t>
+      </w:r>
+      <w:r>
+        <w:rPr>
+          <w:rFonts w:hint="eastAsia" w:eastAsia="FangSong" w:ascii="Times New Roman" w:hAnsi="Times New Roman"/>
+          <w:b w:val="0"/>
+          <w:i w:val="0"/>
+          <w:iCs/>
+          <w:sz w:val="21"/>
+        </w:rPr>
+        <w:t xml:space="preserve">增环反应（Wikimedia</w:t>
+      </w:r>
+      <w:r>
+        <w:rPr>
+          <w:b w:val="0"/>
+          <w:i w:val="0"/>
+          <w:iCs/>
+          <w:sz w:val="21"/>
+        </w:rPr>
+        <w:t xml:space="preserve"> </w:t>
+      </w:r>
+      <w:r>
+        <w:rPr>
+          <w:rFonts w:hint="eastAsia" w:eastAsia="FangSong" w:ascii="Times New Roman" w:hAnsi="Times New Roman"/>
+          <w:b w:val="0"/>
+          <w:i w:val="0"/>
+          <w:iCs/>
+          <w:sz w:val="21"/>
+        </w:rPr>
+        <w:t xml:space="preserve">Commons）</w:t>
+      </w:r>
+    </w:p>
+    <w:bookmarkStart w:id="34" w:name="定义与机理"/>
     <w:p>
       <w:pPr>
         <w:pStyle w:val="Heading3"/>
@@ -5268,8 +5501,8 @@
         <w:t xml:space="preserve">）</w:t>
       </w:r>
     </w:p>
-    <w:bookmarkEnd w:id="31"/>
-    <w:bookmarkStart w:id="32" w:name="vs-14-hsab-控制"/>
+    <w:bookmarkEnd w:id="34"/>
+    <w:bookmarkStart w:id="35" w:name="vs-14-hsab-控制"/>
     <w:p>
       <w:pPr>
         <w:pStyle w:val="Heading3"/>
@@ -5305,7 +5538,7 @@
           <w:p>
             <w:pPr>
               <w:pStyle w:val="Compact"/>
-              <w:jc w:val="left"/>
+              <w:jc w:val="center"/>
             </w:pPr>
             <w:r>
               <w:rPr>
@@ -5321,7 +5554,7 @@
           <w:p>
             <w:pPr>
               <w:pStyle w:val="Compact"/>
-              <w:jc w:val="left"/>
+              <w:jc w:val="center"/>
             </w:pPr>
             <w:r>
               <w:rPr>
@@ -5337,7 +5570,7 @@
           <w:p>
             <w:pPr>
               <w:pStyle w:val="Compact"/>
-              <w:jc w:val="left"/>
+              <w:jc w:val="center"/>
             </w:pPr>
             <w:r>
               <w:rPr>
@@ -5355,7 +5588,7 @@
           <w:p>
             <w:pPr>
               <w:pStyle w:val="Compact"/>
-              <w:jc w:val="left"/>
+              <w:jc w:val="center"/>
             </w:pPr>
             <w:r>
               <w:rPr>
@@ -5372,7 +5605,7 @@
           <w:p>
             <w:pPr>
               <w:pStyle w:val="Compact"/>
-              <w:jc w:val="left"/>
+              <w:jc w:val="center"/>
             </w:pPr>
             <w:r>
               <w:rPr>
@@ -5399,7 +5632,7 @@
           <w:p>
             <w:pPr>
               <w:pStyle w:val="Compact"/>
-              <w:jc w:val="left"/>
+              <w:jc w:val="center"/>
             </w:pPr>
             <w:r>
               <w:rPr>
@@ -5418,7 +5651,7 @@
           <w:p>
             <w:pPr>
               <w:pStyle w:val="Compact"/>
-              <w:jc w:val="left"/>
+              <w:jc w:val="center"/>
             </w:pPr>
             <w:r>
               <w:rPr>
@@ -5435,7 +5668,7 @@
           <w:p>
             <w:pPr>
               <w:pStyle w:val="Compact"/>
-              <w:jc w:val="left"/>
+              <w:jc w:val="center"/>
             </w:pPr>
             <w:r>
               <w:rPr>
@@ -5458,7 +5691,7 @@
           <w:p>
             <w:pPr>
               <w:pStyle w:val="Compact"/>
-              <w:jc w:val="left"/>
+              <w:jc w:val="center"/>
             </w:pPr>
             <w:r>
               <w:rPr>
@@ -5495,7 +5728,7 @@
           <w:p>
             <w:pPr>
               <w:pStyle w:val="Compact"/>
-              <w:jc w:val="left"/>
+              <w:jc w:val="center"/>
             </w:pPr>
             <w:r>
               <w:rPr>
@@ -5512,7 +5745,7 @@
           <w:p>
             <w:pPr>
               <w:pStyle w:val="Compact"/>
-              <w:jc w:val="left"/>
+              <w:jc w:val="center"/>
             </w:pPr>
             <w:r>
               <w:rPr>
@@ -5547,7 +5780,7 @@
           <w:p>
             <w:pPr>
               <w:pStyle w:val="Compact"/>
-              <w:jc w:val="left"/>
+              <w:jc w:val="center"/>
             </w:pPr>
             <w:r>
               <w:rPr>
@@ -5584,7 +5817,7 @@
           <w:p>
             <w:pPr>
               <w:pStyle w:val="Compact"/>
-              <w:jc w:val="left"/>
+              <w:jc w:val="center"/>
             </w:pPr>
             <w:r>
               <w:rPr>
@@ -5609,7 +5842,7 @@
           <w:p>
             <w:pPr>
               <w:pStyle w:val="Compact"/>
-              <w:jc w:val="left"/>
+              <w:jc w:val="center"/>
             </w:pPr>
             <w:r>
               <w:rPr>
@@ -5630,7 +5863,7 @@
           <w:p>
             <w:pPr>
               <w:pStyle w:val="Compact"/>
-              <w:jc w:val="left"/>
+              <w:jc w:val="center"/>
             </w:pPr>
             <w:r>
               <w:rPr>
@@ -5660,12 +5893,6 @@
       <w:pPr>
         <w:pStyle w:val="BlockText"/>
       </w:pPr>
-      <w:r>
-        <w:t xml:space="preserve">💡</w:t>
-      </w:r>
-      <w:r>
-        <w:t xml:space="preserve"> </w:t>
-      </w:r>
       <w:r>
         <w:rPr>
           <w:rFonts w:hint="eastAsia" w:eastAsia="SimSun" w:ascii="Times New Roman" w:hAnsi="Times New Roman"/>
@@ -5759,9 +5986,9 @@
         </w:pict>
       </w:r>
     </w:p>
-    <w:bookmarkEnd w:id="32"/>
-    <w:bookmarkEnd w:id="33"/>
-    <w:bookmarkStart w:id="37" w:name="七综合串联反应"/>
+    <w:bookmarkEnd w:id="35"/>
+    <w:bookmarkEnd w:id="36"/>
+    <w:bookmarkStart w:id="40" w:name="七综合串联反应"/>
     <w:p>
       <w:pPr>
         <w:pStyle w:val="Heading2"/>
@@ -5773,7 +6000,7 @@
         <w:t xml:space="preserve">七、综合串联反应</w:t>
       </w:r>
     </w:p>
-    <w:bookmarkStart w:id="34" w:name="robinson-成环"/>
+    <w:bookmarkStart w:id="37" w:name="robinson-成环"/>
     <w:p>
       <w:pPr>
         <w:pStyle w:val="Heading3"/>
@@ -6037,8 +6264,8 @@
         <w:t xml:space="preserve">脱水）。漏掉后面任何一步都是不完整的。</w:t>
       </w:r>
     </w:p>
-    <w:bookmarkEnd w:id="34"/>
-    <w:bookmarkStart w:id="35" w:name="mannich-反应aldol-的氨基变体"/>
+    <w:bookmarkEnd w:id="37"/>
+    <w:bookmarkStart w:id="38" w:name="mannich-反应aldol-的氨基变体"/>
     <w:p>
       <w:pPr>
         <w:pStyle w:val="Heading3"/>
@@ -6218,7 +6445,7 @@
           <w:p>
             <w:pPr>
               <w:pStyle w:val="Compact"/>
-              <w:jc w:val="left"/>
+              <w:jc w:val="center"/>
             </w:pPr>
             <w:r>
               <w:rPr>
@@ -6234,7 +6461,7 @@
           <w:p>
             <w:pPr>
               <w:pStyle w:val="Compact"/>
-              <w:jc w:val="left"/>
+              <w:jc w:val="center"/>
             </w:pPr>
             <w:r>
               <w:rPr>
@@ -6250,7 +6477,7 @@
           <w:p>
             <w:pPr>
               <w:pStyle w:val="Compact"/>
-              <w:jc w:val="left"/>
+              <w:jc w:val="center"/>
             </w:pPr>
             <w:r>
               <w:rPr>
@@ -6268,7 +6495,7 @@
           <w:p>
             <w:pPr>
               <w:pStyle w:val="Compact"/>
-              <w:jc w:val="left"/>
+              <w:jc w:val="center"/>
             </w:pPr>
             <w:r>
               <w:rPr>
@@ -6285,7 +6512,7 @@
           <w:p>
             <w:pPr>
               <w:pStyle w:val="Compact"/>
-              <w:jc w:val="left"/>
+              <w:jc w:val="center"/>
             </w:pPr>
             <w:r>
               <w:rPr>
@@ -6300,7 +6527,7 @@
           <w:p>
             <w:pPr>
               <w:pStyle w:val="Compact"/>
-              <w:jc w:val="left"/>
+              <w:jc w:val="center"/>
             </w:pPr>
             <w:r>
               <w:rPr>
@@ -6325,7 +6552,7 @@
           <w:p>
             <w:pPr>
               <w:pStyle w:val="Compact"/>
-              <w:jc w:val="left"/>
+              <w:jc w:val="center"/>
             </w:pPr>
             <w:r>
               <w:rPr>
@@ -6342,7 +6569,7 @@
           <w:p>
             <w:pPr>
               <w:pStyle w:val="Compact"/>
-              <w:jc w:val="left"/>
+              <w:jc w:val="center"/>
             </w:pPr>
             <w:r>
               <w:rPr>
@@ -6357,7 +6584,7 @@
           <w:p>
             <w:pPr>
               <w:pStyle w:val="Compact"/>
-              <w:jc w:val="left"/>
+              <w:jc w:val="center"/>
             </w:pPr>
             <w:r>
               <w:rPr>
@@ -6376,7 +6603,7 @@
           <w:p>
             <w:pPr>
               <w:pStyle w:val="Compact"/>
-              <w:jc w:val="left"/>
+              <w:jc w:val="center"/>
             </w:pPr>
             <w:r>
               <w:rPr>
@@ -6393,7 +6620,7 @@
           <w:p>
             <w:pPr>
               <w:pStyle w:val="Compact"/>
-              <w:jc w:val="left"/>
+              <w:jc w:val="center"/>
             </w:pPr>
             <w:r>
               <w:rPr>
@@ -6408,7 +6635,7 @@
           <w:p>
             <w:pPr>
               <w:pStyle w:val="Compact"/>
-              <w:jc w:val="left"/>
+              <w:jc w:val="center"/>
             </w:pPr>
             <w:r>
               <w:rPr>
@@ -6427,12 +6654,6 @@
         <w:pStyle w:val="BlockText"/>
       </w:pPr>
       <w:r>
-        <w:t xml:space="preserve">💡</w:t>
-      </w:r>
-      <w:r>
-        <w:t xml:space="preserve"> </w:t>
-      </w:r>
-      <w:r>
         <w:rPr>
           <w:rFonts w:hint="eastAsia" w:eastAsia="SimSun" w:ascii="Times New Roman" w:hAnsi="Times New Roman"/>
           <w:b/>
@@ -6633,8 +6854,8 @@
         <w:t xml:space="preserve">。</w:t>
       </w:r>
     </w:p>
-    <w:bookmarkEnd w:id="35"/>
-    <w:bookmarkStart w:id="36" w:name="四类缩合统一视角"/>
+    <w:bookmarkEnd w:id="38"/>
+    <w:bookmarkStart w:id="39" w:name="四类缩合统一视角"/>
     <w:p>
       <w:pPr>
         <w:pStyle w:val="Heading3"/>
@@ -6670,7 +6891,7 @@
           <w:p>
             <w:pPr>
               <w:pStyle w:val="Compact"/>
-              <w:jc w:val="left"/>
+              <w:jc w:val="center"/>
             </w:pPr>
             <w:r>
               <w:rPr>
@@ -6686,7 +6907,7 @@
           <w:p>
             <w:pPr>
               <w:pStyle w:val="Compact"/>
-              <w:jc w:val="left"/>
+              <w:jc w:val="center"/>
             </w:pPr>
             <w:r>
               <w:rPr>
@@ -6702,7 +6923,7 @@
           <w:p>
             <w:pPr>
               <w:pStyle w:val="Compact"/>
-              <w:jc w:val="left"/>
+              <w:jc w:val="center"/>
             </w:pPr>
             <w:r>
               <w:rPr>
@@ -6718,7 +6939,7 @@
           <w:p>
             <w:pPr>
               <w:pStyle w:val="Compact"/>
-              <w:jc w:val="left"/>
+              <w:jc w:val="center"/>
             </w:pPr>
             <w:r>
               <w:rPr>
@@ -6736,7 +6957,7 @@
           <w:p>
             <w:pPr>
               <w:pStyle w:val="Compact"/>
-              <w:jc w:val="left"/>
+              <w:jc w:val="center"/>
             </w:pPr>
             <w:r>
               <w:rPr>
@@ -6753,7 +6974,7 @@
           <w:p>
             <w:pPr>
               <w:pStyle w:val="Compact"/>
-              <w:jc w:val="left"/>
+              <w:jc w:val="center"/>
             </w:pPr>
             <w:r>
               <w:rPr>
@@ -6768,7 +6989,7 @@
           <w:p>
             <w:pPr>
               <w:pStyle w:val="Compact"/>
-              <w:jc w:val="left"/>
+              <w:jc w:val="center"/>
             </w:pPr>
             <w:r>
               <w:rPr>
@@ -6789,7 +7010,7 @@
           <w:p>
             <w:pPr>
               <w:pStyle w:val="Compact"/>
-              <w:jc w:val="left"/>
+              <w:jc w:val="center"/>
             </w:pPr>
             <w:r>
               <w:rPr>
@@ -6806,7 +7027,7 @@
           <w:p>
             <w:pPr>
               <w:pStyle w:val="Compact"/>
-              <w:jc w:val="left"/>
+              <w:jc w:val="center"/>
             </w:pPr>
             <w:r>
               <w:rPr>
@@ -6823,7 +7044,7 @@
           <w:p>
             <w:pPr>
               <w:pStyle w:val="Compact"/>
-              <w:jc w:val="left"/>
+              <w:jc w:val="center"/>
             </w:pPr>
             <w:r>
               <w:rPr>
@@ -6838,7 +7059,7 @@
           <w:p>
             <w:pPr>
               <w:pStyle w:val="Compact"/>
-              <w:jc w:val="left"/>
+              <w:jc w:val="center"/>
             </w:pPr>
             <w:r>
               <w:rPr>
@@ -6859,7 +7080,7 @@
           <w:p>
             <w:pPr>
               <w:pStyle w:val="Compact"/>
-              <w:jc w:val="left"/>
+              <w:jc w:val="center"/>
             </w:pPr>
             <w:r>
               <w:rPr>
@@ -6876,7 +7097,7 @@
           <w:p>
             <w:pPr>
               <w:pStyle w:val="Compact"/>
-              <w:jc w:val="left"/>
+              <w:jc w:val="center"/>
             </w:pPr>
             <w:r>
               <w:rPr>
@@ -6893,7 +7114,7 @@
           <w:p>
             <w:pPr>
               <w:pStyle w:val="Compact"/>
-              <w:jc w:val="left"/>
+              <w:jc w:val="center"/>
             </w:pPr>
             <w:r>
               <w:rPr>
@@ -6908,7 +7129,7 @@
           <w:p>
             <w:pPr>
               <w:pStyle w:val="Compact"/>
-              <w:jc w:val="left"/>
+              <w:jc w:val="center"/>
             </w:pPr>
             <w:r>
               <w:rPr>
@@ -6929,7 +7150,7 @@
           <w:p>
             <w:pPr>
               <w:pStyle w:val="Compact"/>
-              <w:jc w:val="left"/>
+              <w:jc w:val="center"/>
             </w:pPr>
             <w:r>
               <w:rPr>
@@ -6946,7 +7167,7 @@
           <w:p>
             <w:pPr>
               <w:pStyle w:val="Compact"/>
-              <w:jc w:val="left"/>
+              <w:jc w:val="center"/>
             </w:pPr>
             <w:r>
               <w:rPr>
@@ -6963,7 +7184,7 @@
           <w:p>
             <w:pPr>
               <w:pStyle w:val="Compact"/>
-              <w:jc w:val="left"/>
+              <w:jc w:val="center"/>
             </w:pPr>
             <w:r>
               <w:rPr>
@@ -6978,7 +7199,7 @@
           <w:p>
             <w:pPr>
               <w:pStyle w:val="Compact"/>
-              <w:jc w:val="left"/>
+              <w:jc w:val="center"/>
             </w:pPr>
             <w:r>
               <w:rPr>
@@ -6993,7 +7214,7 @@
           <w:p>
             <w:pPr>
               <w:pStyle w:val="Compact"/>
-              <w:jc w:val="left"/>
+              <w:jc w:val="center"/>
             </w:pPr>
             <w:r>
               <w:rPr>
@@ -7183,9 +7404,9 @@
         </w:pict>
       </w:r>
     </w:p>
-    <w:bookmarkEnd w:id="36"/>
-    <w:bookmarkEnd w:id="37"/>
-    <w:bookmarkStart w:id="44" w:name="八典型例题"/>
+    <w:bookmarkEnd w:id="39"/>
+    <w:bookmarkEnd w:id="40"/>
+    <w:bookmarkStart w:id="47" w:name="八典型例题"/>
     <w:p>
       <w:pPr>
         <w:pStyle w:val="Heading2"/>
@@ -7197,7 +7418,7 @@
         <w:t xml:space="preserve">八、典型例题</w:t>
       </w:r>
     </w:p>
-    <w:bookmarkStart w:id="38" w:name="例1-羰基亲电性排序"/>
+    <w:bookmarkStart w:id="41" w:name="例1-羰基亲电性排序"/>
     <w:p>
       <w:pPr>
         <w:pStyle w:val="Heading3"/>
@@ -7519,8 +7740,8 @@
         </w:pict>
       </w:r>
     </w:p>
-    <w:bookmarkEnd w:id="38"/>
-    <w:bookmarkStart w:id="39" w:name="例2-动力学-vs-热力学烯醇-α-烷基化"/>
+    <w:bookmarkEnd w:id="41"/>
+    <w:bookmarkStart w:id="42" w:name="例2-动力学-vs-热力学烯醇-α-烷基化"/>
     <w:p>
       <w:pPr>
         <w:pStyle w:val="Heading3"/>
@@ -7924,8 +8145,8 @@
         </w:pict>
       </w:r>
     </w:p>
-    <w:bookmarkEnd w:id="39"/>
-    <w:bookmarkStart w:id="40" w:name="例3-交叉-aldol-供体受体判断"/>
+    <w:bookmarkEnd w:id="42"/>
+    <w:bookmarkStart w:id="43" w:name="例3-交叉-aldol-供体受体判断"/>
     <w:p>
       <w:pPr>
         <w:pStyle w:val="Heading3"/>
@@ -8245,8 +8466,8 @@
         </w:pict>
       </w:r>
     </w:p>
-    <w:bookmarkEnd w:id="40"/>
-    <w:bookmarkStart w:id="41" w:name="例4-claisen-vs-aldol-对比"/>
+    <w:bookmarkEnd w:id="43"/>
+    <w:bookmarkStart w:id="44" w:name="例4-claisen-vs-aldol-对比"/>
     <w:p>
       <w:pPr>
         <w:pStyle w:val="Heading3"/>
@@ -8627,8 +8848,8 @@
         </w:pict>
       </w:r>
     </w:p>
-    <w:bookmarkEnd w:id="41"/>
-    <w:bookmarkStart w:id="42" w:name="例5-michael-加成-hsab-控制"/>
+    <w:bookmarkEnd w:id="44"/>
+    <w:bookmarkStart w:id="45" w:name="例5-michael-加成-hsab-控制"/>
     <w:p>
       <w:pPr>
         <w:pStyle w:val="Heading3"/>
@@ -8948,8 +9169,8 @@
         </w:pict>
       </w:r>
     </w:p>
-    <w:bookmarkEnd w:id="42"/>
-    <w:bookmarkStart w:id="43" w:name="例6-robinson-成环串联推理"/>
+    <w:bookmarkEnd w:id="45"/>
+    <w:bookmarkStart w:id="46" w:name="例6-robinson-成环串联推理"/>
     <w:p>
       <w:pPr>
         <w:pStyle w:val="Heading3"/>
@@ -9288,9 +9509,9 @@
         </w:pict>
       </w:r>
     </w:p>
-    <w:bookmarkEnd w:id="43"/>
-    <w:bookmarkEnd w:id="44"/>
-    <w:bookmarkStart w:id="45" w:name="九常见误区"/>
+    <w:bookmarkEnd w:id="46"/>
+    <w:bookmarkEnd w:id="47"/>
+    <w:bookmarkStart w:id="48" w:name="九常见误区"/>
     <w:p>
       <w:pPr>
         <w:pStyle w:val="Heading2"/>
@@ -9949,8 +10170,8 @@
         </w:pict>
       </w:r>
     </w:p>
-    <w:bookmarkEnd w:id="45"/>
-    <w:bookmarkStart w:id="49" w:name="十方法总结"/>
+    <w:bookmarkEnd w:id="48"/>
+    <w:bookmarkStart w:id="52" w:name="十方法总结"/>
     <w:p>
       <w:pPr>
         <w:pStyle w:val="Heading2"/>
@@ -9962,7 +10183,7 @@
         <w:t xml:space="preserve">十、方法总结</w:t>
       </w:r>
     </w:p>
-    <w:bookmarkStart w:id="46" w:name="羰基主线四分法"/>
+    <w:bookmarkStart w:id="49" w:name="羰基主线四分法"/>
     <w:p>
       <w:pPr>
         <w:pStyle w:val="Heading3"/>
@@ -10286,8 +10507,8 @@
         <w:t xml:space="preserve">把羰基从亲电翻为亲核）</w:t>
       </w:r>
     </w:p>
-    <w:bookmarkEnd w:id="46"/>
-    <w:bookmarkStart w:id="47" w:name="供体受体判断流程"/>
+    <w:bookmarkEnd w:id="49"/>
+    <w:bookmarkStart w:id="50" w:name="供体受体判断流程"/>
     <w:p>
       <w:pPr>
         <w:pStyle w:val="Heading3"/>
@@ -10430,8 +10651,8 @@
         <w:t xml:space="preserve">判断是否脱水/消除</w:t>
       </w:r>
     </w:p>
-    <w:bookmarkEnd w:id="47"/>
-    <w:bookmarkStart w:id="48" w:name="核心口诀"/>
+    <w:bookmarkEnd w:id="50"/>
+    <w:bookmarkStart w:id="51" w:name="核心口诀"/>
     <w:p>
       <w:pPr>
         <w:pStyle w:val="Heading3"/>
@@ -10657,9 +10878,9 @@
         </w:pict>
       </w:r>
     </w:p>
-    <w:bookmarkEnd w:id="48"/>
-    <w:bookmarkEnd w:id="49"/>
-    <w:bookmarkStart w:id="55" w:name="十一核心速查卡"/>
+    <w:bookmarkEnd w:id="51"/>
+    <w:bookmarkEnd w:id="52"/>
+    <w:bookmarkStart w:id="58" w:name="十一核心速查卡"/>
     <w:p>
       <w:pPr>
         <w:pStyle w:val="Heading2"/>
@@ -10671,7 +10892,7 @@
         <w:t xml:space="preserve">十一、核心速查卡</w:t>
       </w:r>
     </w:p>
-    <w:bookmarkStart w:id="50" w:name="α-h-酸性排序"/>
+    <w:bookmarkStart w:id="53" w:name="α-h-酸性排序"/>
     <w:p>
       <w:pPr>
         <w:pStyle w:val="Heading3"/>
@@ -10862,8 +11083,8 @@
         </w:tc>
       </w:tr>
     </w:tbl>
-    <w:bookmarkEnd w:id="50"/>
-    <w:bookmarkStart w:id="51" w:name="动力学-vs-热力学烯醇"/>
+    <w:bookmarkEnd w:id="53"/>
+    <w:bookmarkStart w:id="54" w:name="动力学-vs-热力学烯醇"/>
     <w:p>
       <w:pPr>
         <w:pStyle w:val="Heading3"/>
@@ -10907,7 +11128,7 @@
           <w:p>
             <w:pPr>
               <w:pStyle w:val="Compact"/>
-              <w:jc w:val="left"/>
+              <w:jc w:val="center"/>
             </w:pPr>
             <w:r>
               <w:rPr>
@@ -10923,7 +11144,7 @@
           <w:p>
             <w:pPr>
               <w:pStyle w:val="Compact"/>
-              <w:jc w:val="left"/>
+              <w:jc w:val="center"/>
             </w:pPr>
             <w:r>
               <w:rPr>
@@ -10955,7 +11176,7 @@
           <w:p>
             <w:pPr>
               <w:pStyle w:val="Compact"/>
-              <w:jc w:val="left"/>
+              <w:jc w:val="center"/>
             </w:pPr>
             <w:r>
               <w:rPr>
@@ -10971,7 +11192,7 @@
           <w:p>
             <w:pPr>
               <w:pStyle w:val="Compact"/>
-              <w:jc w:val="left"/>
+              <w:jc w:val="center"/>
             </w:pPr>
             <w:r>
               <w:rPr>
@@ -10989,7 +11210,7 @@
           <w:p>
             <w:pPr>
               <w:pStyle w:val="Compact"/>
-              <w:jc w:val="left"/>
+              <w:jc w:val="center"/>
             </w:pPr>
             <w:r>
               <w:rPr>
@@ -11006,7 +11227,7 @@
           <w:p>
             <w:pPr>
               <w:pStyle w:val="Compact"/>
-              <w:jc w:val="left"/>
+              <w:jc w:val="center"/>
             </w:pPr>
             <w:r>
               <w:rPr>
@@ -11036,7 +11257,7 @@
           <w:p>
             <w:pPr>
               <w:pStyle w:val="Compact"/>
-              <w:jc w:val="left"/>
+              <w:jc w:val="center"/>
             </w:pPr>
             <w:r>
               <w:rPr>
@@ -11051,7 +11272,7 @@
           <w:p>
             <w:pPr>
               <w:pStyle w:val="Compact"/>
-              <w:jc w:val="left"/>
+              <w:jc w:val="center"/>
             </w:pPr>
             <w:r>
               <w:rPr>
@@ -11088,7 +11309,7 @@
           <w:p>
             <w:pPr>
               <w:pStyle w:val="Compact"/>
-              <w:jc w:val="left"/>
+              <w:jc w:val="center"/>
             </w:pPr>
             <w:r>
               <w:rPr>
@@ -11105,7 +11326,7 @@
           <w:p>
             <w:pPr>
               <w:pStyle w:val="Compact"/>
-              <w:jc w:val="left"/>
+              <w:jc w:val="center"/>
             </w:pPr>
             <w:r>
               <w:rPr>
@@ -11135,7 +11356,7 @@
           <w:p>
             <w:pPr>
               <w:pStyle w:val="Compact"/>
-              <w:jc w:val="left"/>
+              <w:jc w:val="center"/>
             </w:pPr>
             <w:r>
               <w:rPr>
@@ -11150,7 +11371,7 @@
           <w:p>
             <w:pPr>
               <w:pStyle w:val="Compact"/>
-              <w:jc w:val="left"/>
+              <w:jc w:val="center"/>
             </w:pPr>
             <w:r>
               <w:rPr>
@@ -11182,8 +11403,8 @@
         </w:tc>
       </w:tr>
     </w:tbl>
-    <w:bookmarkEnd w:id="51"/>
-    <w:bookmarkStart w:id="52" w:name="缩合反应统一速查"/>
+    <w:bookmarkEnd w:id="54"/>
+    <w:bookmarkStart w:id="55" w:name="缩合反应统一速查"/>
     <w:p>
       <w:pPr>
         <w:pStyle w:val="Heading3"/>
@@ -11217,7 +11438,7 @@
           <w:p>
             <w:pPr>
               <w:pStyle w:val="Compact"/>
-              <w:jc w:val="left"/>
+              <w:jc w:val="center"/>
             </w:pPr>
             <w:r>
               <w:rPr>
@@ -11233,7 +11454,7 @@
           <w:p>
             <w:pPr>
               <w:pStyle w:val="Compact"/>
-              <w:jc w:val="left"/>
+              <w:jc w:val="center"/>
             </w:pPr>
             <w:r>
               <w:rPr>
@@ -11249,7 +11470,7 @@
           <w:p>
             <w:pPr>
               <w:pStyle w:val="Compact"/>
-              <w:jc w:val="left"/>
+              <w:jc w:val="center"/>
             </w:pPr>
             <w:r>
               <w:rPr>
@@ -11265,7 +11486,7 @@
           <w:p>
             <w:pPr>
               <w:pStyle w:val="Compact"/>
-              <w:jc w:val="left"/>
+              <w:jc w:val="center"/>
             </w:pPr>
             <w:r>
               <w:rPr>
@@ -11281,7 +11502,7 @@
           <w:p>
             <w:pPr>
               <w:pStyle w:val="Compact"/>
-              <w:jc w:val="left"/>
+              <w:jc w:val="center"/>
             </w:pPr>
             <w:r>
               <w:rPr>
@@ -11299,7 +11520,7 @@
           <w:p>
             <w:pPr>
               <w:pStyle w:val="Compact"/>
-              <w:jc w:val="left"/>
+              <w:jc w:val="center"/>
             </w:pPr>
             <w:r>
               <w:rPr>
@@ -11316,7 +11537,7 @@
           <w:p>
             <w:pPr>
               <w:pStyle w:val="Compact"/>
-              <w:jc w:val="left"/>
+              <w:jc w:val="center"/>
             </w:pPr>
             <w:r>
               <w:rPr>
@@ -11331,7 +11552,7 @@
           <w:p>
             <w:pPr>
               <w:pStyle w:val="Compact"/>
-              <w:jc w:val="left"/>
+              <w:jc w:val="center"/>
             </w:pPr>
             <w:r>
               <w:rPr>
@@ -11346,7 +11567,7 @@
           <w:p>
             <w:pPr>
               <w:pStyle w:val="Compact"/>
-              <w:jc w:val="left"/>
+              <w:jc w:val="center"/>
             </w:pPr>
             <w:r>
               <w:rPr>
@@ -11361,7 +11582,7 @@
           <w:p>
             <w:pPr>
               <w:pStyle w:val="Compact"/>
-              <w:jc w:val="left"/>
+              <w:jc w:val="center"/>
             </w:pPr>
             <w:r>
               <w:rPr>
@@ -11378,7 +11599,7 @@
           <w:p>
             <w:pPr>
               <w:pStyle w:val="Compact"/>
-              <w:jc w:val="left"/>
+              <w:jc w:val="center"/>
             </w:pPr>
             <w:r>
               <w:rPr>
@@ -11395,7 +11616,7 @@
           <w:p>
             <w:pPr>
               <w:pStyle w:val="Compact"/>
-              <w:jc w:val="left"/>
+              <w:jc w:val="center"/>
             </w:pPr>
             <w:r>
               <w:rPr>
@@ -11410,7 +11631,7 @@
           <w:p>
             <w:pPr>
               <w:pStyle w:val="Compact"/>
-              <w:jc w:val="left"/>
+              <w:jc w:val="center"/>
             </w:pPr>
             <w:r>
               <w:rPr>
@@ -11431,7 +11652,7 @@
           <w:p>
             <w:pPr>
               <w:pStyle w:val="Compact"/>
-              <w:jc w:val="left"/>
+              <w:jc w:val="center"/>
             </w:pPr>
             <w:r>
               <w:rPr>
@@ -11446,7 +11667,7 @@
           <w:p>
             <w:pPr>
               <w:pStyle w:val="Compact"/>
-              <w:jc w:val="left"/>
+              <w:jc w:val="center"/>
             </w:pPr>
             <w:r>
               <w:rPr>
@@ -11463,7 +11684,7 @@
           <w:p>
             <w:pPr>
               <w:pStyle w:val="Compact"/>
-              <w:jc w:val="left"/>
+              <w:jc w:val="center"/>
             </w:pPr>
             <w:r>
               <w:rPr>
@@ -11480,7 +11701,7 @@
           <w:p>
             <w:pPr>
               <w:pStyle w:val="Compact"/>
-              <w:jc w:val="left"/>
+              <w:jc w:val="center"/>
             </w:pPr>
             <w:r>
               <w:rPr>
@@ -11495,7 +11716,7 @@
           <w:p>
             <w:pPr>
               <w:pStyle w:val="Compact"/>
-              <w:jc w:val="left"/>
+              <w:jc w:val="center"/>
             </w:pPr>
             <w:r>
               <w:rPr>
@@ -11516,7 +11737,7 @@
           <w:p>
             <w:pPr>
               <w:pStyle w:val="Compact"/>
-              <w:jc w:val="left"/>
+              <w:jc w:val="center"/>
             </w:pPr>
             <w:r>
               <w:rPr>
@@ -11531,7 +11752,7 @@
           <w:p>
             <w:pPr>
               <w:pStyle w:val="Compact"/>
-              <w:jc w:val="left"/>
+              <w:jc w:val="center"/>
             </w:pPr>
             <w:r>
               <w:rPr>
@@ -11548,7 +11769,7 @@
           <w:p>
             <w:pPr>
               <w:pStyle w:val="Compact"/>
-              <w:jc w:val="left"/>
+              <w:jc w:val="center"/>
             </w:pPr>
             <w:r>
               <w:rPr>
@@ -11565,7 +11786,7 @@
           <w:p>
             <w:pPr>
               <w:pStyle w:val="Compact"/>
-              <w:jc w:val="left"/>
+              <w:jc w:val="center"/>
             </w:pPr>
             <w:r>
               <w:rPr>
@@ -11580,7 +11801,7 @@
           <w:p>
             <w:pPr>
               <w:pStyle w:val="Compact"/>
-              <w:jc w:val="left"/>
+              <w:jc w:val="center"/>
             </w:pPr>
             <w:r>
               <w:rPr>
@@ -11595,7 +11816,7 @@
           <w:p>
             <w:pPr>
               <w:pStyle w:val="Compact"/>
-              <w:jc w:val="left"/>
+              <w:jc w:val="center"/>
             </w:pPr>
             <w:r>
               <w:rPr>
@@ -11610,7 +11831,7 @@
           <w:p>
             <w:pPr>
               <w:pStyle w:val="Compact"/>
-              <w:jc w:val="left"/>
+              <w:jc w:val="center"/>
             </w:pPr>
             <w:r>
               <w:rPr>
@@ -11622,8 +11843,8 @@
         </w:tc>
       </w:tr>
     </w:tbl>
-    <w:bookmarkEnd w:id="52"/>
-    <w:bookmarkStart w:id="53" w:name="hsab-控制"/>
+    <w:bookmarkEnd w:id="55"/>
+    <w:bookmarkStart w:id="56" w:name="hsab-控制"/>
     <w:p>
       <w:pPr>
         <w:pStyle w:val="Heading3"/>
@@ -11658,7 +11879,7 @@
           <w:p>
             <w:pPr>
               <w:pStyle w:val="Compact"/>
-              <w:jc w:val="left"/>
+              <w:jc w:val="center"/>
             </w:pPr>
             <w:r>
               <w:rPr>
@@ -11708,7 +11929,7 @@
           <w:p>
             <w:pPr>
               <w:pStyle w:val="Compact"/>
-              <w:jc w:val="left"/>
+              <w:jc w:val="center"/>
             </w:pPr>
             <w:r>
               <w:rPr>
@@ -11769,7 +11990,7 @@
           <w:p>
             <w:pPr>
               <w:pStyle w:val="Compact"/>
-              <w:jc w:val="left"/>
+              <w:jc w:val="center"/>
             </w:pPr>
             <w:r>
               <w:rPr>
@@ -11819,8 +12040,8 @@
         </w:tc>
       </w:tr>
     </w:tbl>
-    <w:bookmarkEnd w:id="53"/>
-    <w:bookmarkStart w:id="54" w:name="交叉缩合可控性"/>
+    <w:bookmarkEnd w:id="56"/>
+    <w:bookmarkStart w:id="57" w:name="交叉缩合可控性"/>
     <w:p>
       <w:pPr>
         <w:pStyle w:val="Heading3"/>
@@ -12169,9 +12390,9 @@
         </w:pict>
       </w:r>
     </w:p>
-    <w:bookmarkEnd w:id="54"/>
-    <w:bookmarkEnd w:id="55"/>
-    <w:bookmarkStart w:id="59" w:name="十二练习题"/>
+    <w:bookmarkEnd w:id="57"/>
+    <w:bookmarkEnd w:id="58"/>
+    <w:bookmarkStart w:id="62" w:name="十二练习题"/>
     <w:p>
       <w:pPr>
         <w:pStyle w:val="Heading2"/>
@@ -12183,7 +12404,7 @@
         <w:t xml:space="preserve">十二、练习题</w:t>
       </w:r>
     </w:p>
-    <w:bookmarkStart w:id="56" w:name="基础巩固"/>
+    <w:bookmarkStart w:id="59" w:name="基础巩固"/>
     <w:p>
       <w:pPr>
         <w:pStyle w:val="Heading3"/>
@@ -12306,8 +12527,8 @@
         <w:t xml:space="preserve">Aldol），考虑脱水写出主产物。</w:t>
       </w:r>
     </w:p>
-    <w:bookmarkEnd w:id="56"/>
-    <w:bookmarkStart w:id="57" w:name="提高训练"/>
+    <w:bookmarkEnd w:id="59"/>
+    <w:bookmarkStart w:id="60" w:name="提高训练"/>
     <w:p>
       <w:pPr>
         <w:pStyle w:val="Heading3"/>
@@ -12448,8 +12669,8 @@
         <w:t xml:space="preserve">产物复杂？</w:t>
       </w:r>
     </w:p>
-    <w:bookmarkEnd w:id="57"/>
-    <w:bookmarkStart w:id="58" w:name="综合挑战"/>
+    <w:bookmarkEnd w:id="60"/>
+    <w:bookmarkStart w:id="61" w:name="综合挑战"/>
     <w:p>
       <w:pPr>
         <w:pStyle w:val="Heading3"/>
@@ -12597,9 +12818,9 @@
         </w:pict>
       </w:r>
     </w:p>
-    <w:bookmarkEnd w:id="58"/>
-    <w:bookmarkEnd w:id="59"/>
-    <w:bookmarkStart w:id="60" w:name="十三参考答案"/>
+    <w:bookmarkEnd w:id="61"/>
+    <w:bookmarkEnd w:id="62"/>
+    <w:bookmarkStart w:id="63" w:name="十三参考答案"/>
     <w:p>
       <w:pPr>
         <w:pStyle w:val="Heading2"/>
@@ -13190,8 +13411,8 @@
         <w:t xml:space="preserve">目标产物。关键：苯甲醛只能做受体。</w:t>
       </w:r>
     </w:p>
-    <w:bookmarkEnd w:id="60"/>
-    <w:bookmarkEnd w:id="61"/>
+    <w:bookmarkEnd w:id="63"/>
+    <w:bookmarkEnd w:id="64"/>
     <w:sectPr>
       <w:footerReference w:type="default" r:id="rId9"/>
       <w:footnotePr>

--- a/06-学生侧材料/讲义/2026-06-23-羰基化学与缩合反应.docx
+++ b/06-学生侧材料/讲义/2026-06-23-羰基化学与缩合反应.docx
@@ -816,8 +816,15 @@
     </w:tbl>
     <w:p>
       <w:pPr>
-        <w:pStyle w:val="BlockText"/>
-      </w:pPr>
+        <w:pStyle w:val="BodyText"/>
+      </w:pPr>
+      <w:r>
+        <w:rPr>
+          <w:b/>
+          <w:bCs/>
+        </w:rPr>
+        <w:t xml:space="preserve">💡 </w:t>
+      </w:r>
       <w:r>
         <w:rPr>
           <w:rFonts w:hint="eastAsia" w:eastAsia="SimSun" w:ascii="Times New Roman" w:hAnsi="Times New Roman"/>
@@ -2417,8 +2424,15 @@
     </w:tbl>
     <w:p>
       <w:pPr>
-        <w:pStyle w:val="BlockText"/>
-      </w:pPr>
+        <w:pStyle w:val="BodyText"/>
+      </w:pPr>
+      <w:r>
+        <w:rPr>
+          <w:b/>
+          <w:bCs/>
+        </w:rPr>
+        <w:t xml:space="preserve">💡 </w:t>
+      </w:r>
       <w:r>
         <w:rPr>
           <w:rFonts w:hint="eastAsia" w:eastAsia="SimSun" w:ascii="Times New Roman" w:hAnsi="Times New Roman"/>
@@ -4366,8 +4380,11 @@
     </w:tbl>
     <w:p>
       <w:pPr>
-        <w:pStyle w:val="BlockText"/>
-      </w:pPr>
+        <w:pStyle w:val="BodyText"/>
+      </w:pPr>
+      <w:r>
+        <w:t xml:space="preserve">💡 </w:t>
+      </w:r>
       <w:r>
         <w:rPr>
           <w:rFonts w:hint="eastAsia" w:eastAsia="SimSun" w:ascii="Times New Roman" w:hAnsi="Times New Roman"/>
@@ -5891,8 +5908,15 @@
     </w:tbl>
     <w:p>
       <w:pPr>
-        <w:pStyle w:val="BlockText"/>
-      </w:pPr>
+        <w:pStyle w:val="BodyText"/>
+      </w:pPr>
+      <w:r>
+        <w:rPr>
+          <w:b/>
+          <w:bCs/>
+        </w:rPr>
+        <w:t xml:space="preserve">💡 </w:t>
+      </w:r>
       <w:r>
         <w:rPr>
           <w:rFonts w:hint="eastAsia" w:eastAsia="SimSun" w:ascii="Times New Roman" w:hAnsi="Times New Roman"/>
@@ -6651,8 +6675,15 @@
     </w:tbl>
     <w:p>
       <w:pPr>
-        <w:pStyle w:val="BlockText"/>
-      </w:pPr>
+        <w:pStyle w:val="BodyText"/>
+      </w:pPr>
+      <w:r>
+        <w:rPr>
+          <w:b/>
+          <w:bCs/>
+        </w:rPr>
+        <w:t xml:space="preserve">💡 </w:t>
+      </w:r>
       <w:r>
         <w:rPr>
           <w:rFonts w:hint="eastAsia" w:eastAsia="SimSun" w:ascii="Times New Roman" w:hAnsi="Times New Roman"/>
